--- a/zht/docx/46.content.docx
+++ b/zht/docx/46.content.docx
@@ -136,13 +136,6 @@
         <w:rPr>
           <w:lang w:val="zh_TW" w:bidi="zh_TW"/>
         </w:rPr>
-      </w:r>
-      <w:r>
-        <w:rPr>
-          <w:i/>
-          <w:lang w:val="zh_TW" w:bidi="zh_TW"/>
-        </w:rPr>
-        <w:t>哥林多前書 1:1, 哥林多前書 1:3, 哥林多前書 1:5, 哥林多前書 1:7, 哥林多前書 1:8, 哥林多前書 1:10, 哥林多前書 1:11, 哥林多前書 1:12, 哥林多前書 1:14–15, 哥林多前書 1:17, 哥林多前書 1:18, 哥林多前書 1:18 (#2), 哥林多前書 1:20, 哥林多前書 1:21, 哥林多前書 1:26, 哥林多前書 1:27, 哥林多前書 1:28–29, 哥林多前書 1:30, 哥林多前書 1:30 (#2), 哥林多前書 1:31, 哥林多前書 2:1, 哥林多前書 2:2, 哥林多前書 2:4–5, 哥林多前書 2:7, 哥林多前書 2:8, 哥林多前書 2:10, 哥林多前書 2:11, 哥林多前書 2:12, 哥林多前書 2:14, 哥林多前書 2:16, 哥林多前書 3:3, 哥林多前書 3:5, 哥林多前書 3:7, 哥林多前書 3:11, 哥林多前書 3:11–13, 哥林多前書 3:13, 哥林多前書 3:14, 哥林多前書 3:15, 哥林多前書 3:16, 哥林多前書 3:17, 哥林多前書 3:18, 哥林多前書 3:20, 哥林多前書 3:21–23, 哥林多前書 4:1, 哥林多前書 4:2, 哥林多前書 4:4, 哥林多前書 4:5, 哥林多前書 4:6, 哥林多前書 4:8, 哥林多前書 4:10, 哥林多前書 4:11, 哥林多前書 4:12–13, 哥林多前書 4:14, 哥林多前書 4:16, 哥林多前書 4:17, 哥林多前書 4:18, 哥林多前書 4:20, 哥林多前書 5:1, 哥林多前書 5:2, 哥林多前書 5:4–5, 哥林多前書 5:8, 哥林多前書 5:8 (#2), 哥林多前書 5:9, 哥林多前書 5:10, 哥林多前書 5:11, 哥林多前書 5:12, 哥林多前書 5:13, 哥林多前書 6:1–3, 哥林多前書 6:2–3, 哥林多前書 6:6, 哥林多前書 6:7, 哥林多前書 6:9–10, 哥林多前書 6:11, 哥林多前書 6:12, 哥林多前書 6:15, 哥林多前書 6:15 (#2), 哥林多前書 6:16, 哥林多前書 6:17, 哥林多前書 6:18, 哥林多前書 6:19–20, 哥林多前書 7:2, 哥林多前書 7:4, 哥林多前書 7:5, 哥林多前書 7:8, 哥林多前書 7:9, 哥林多前書 7:10–11, 哥林多前書 7:12–13, 哥林多前書 7:15, 哥林多前書 7:17, 哥林多前書 7:18, 哥林多前書 7:21–23, 哥林多前書 7:26, 哥林多前書 7:27, 哥林多前書 7:28, 哥林多前書 7:31, 哥林多前書 7:33–34, 哥林多前書 7:38, 哥林多前書 7:39, 哥林多前書 7:39 (#2), 哥林多前書 8:1, 哥林多前書 8:1 (#2), 哥林多前書 8:4, 哥林多前書 8:6, 哥林多前書 8:6 (#2), 哥林多前書 8:7, 哥林多前書 8:8, 哥林多前書 8:9, 哥林多前書 8:11, 哥林多前書 8:11–12, 哥林多前書 8:13, 哥林多前書 9:1–2, 哥林多前書 9:4–5, 哥林多前書 9:7, 哥林多前書 9:9, 哥林多前書 9:12, 哥林多前書 9:14, 哥林多前書 9:16, 哥林多前書 9:19, 哥林多前書 9:20, 哥林多前書 9:21, 哥林多前書 9:23, 哥林多前書 9:24, 哥林多前書 9:25, 哥林多前書 9:27, 哥林多前書 10:1–4, 哥林多前書 10:4, 哥林多前書 10:6, 哥林多前書 10:9–10, 哥林多前書 10:11, 哥林多前書 10:13, 哥林多前書 10:13 (#2), 哥林多前書 10:14, 哥林多前書 10:16, 哥林多前書 10:20, 哥林多前書 10:20–21, 哥林多前書 10:22, 哥林多前書 10:24, 哥林多前書 10:27, 哥林多前書 10:28–29, 哥林多前書 10:31, 哥林多前書 10:32–33, 哥林多前書 11:1, 哥林多前書 11:1 (#2), 哥林多前書 11:2, 哥林多前書 11:3, 哥林多前書 11:3 (#2), 哥林多前書 11:3 (#3), 哥林多前書 11:4, 哥林多前書 11:5, 哥林多前書 11:7, 哥林多前書 11:9, 哥林多前書 11:11–12, 哥林多前書 11:14–15, 哥林多前書 11:19, 哥林多前書 11:21, 哥林多前書 11:23–24, 哥林多前書 11:25, 哥林多前書 11:26, 哥林多前書 11:27, 哥林多前書 11:29, 哥林多前書 11:30, 哥林多前書 11:33, 哥林多前書 12:1, 哥林多前書 12:3, 哥林多前書 12:3 (#2), 哥林多前書 12:4–6, 哥林多前書 12:7, 哥林多前書 12:9–10, 哥林多前書 12:11, 哥林多前書 12:13, 哥林多前書 12:18, 哥林多前書 12:22, 哥林多前書 12:24, 哥林多前書 12:25, 哥林多前書 12:28, 哥林多前書 12:31, 哥林多前書 12:31 (#2), 哥林多前書 13:1, 哥林多前書 13:2, 哥林多前書 13:3, 哥林多前書 13:5–7, 哥林多前書 13:8, 哥林多前書 13:8–10, 哥林多前書 13:11, 哥林多前書 13:13, 哥林多前書 14:1, 哥林多前書 14:2, 哥林多前書 14:3–4, 哥林多前書 14:7–9, 哥林多前書 14:12, 哥林多前書 14:13, 哥林多前書 14:14, 哥林多前書 14:15, 哥林多前書 14:19, 哥林多前書 14:22, 哥林多前書 14:23, 哥林多前書 14:24, 哥林多前書 14:25, 哥林多前書 14:27–28, 哥林多前書 14:29–30, 哥林多前書 14:34, 哥林多前書 14:35, 哥林多前書 14:35 (#2), 哥林多前書 14:37, 哥林多前書 14:40, 哥林多前書 15:1, 哥林多前書 15:2, 哥林多前書 15:3–5, 哥林多前書 15:5–8, 哥林多前書 15:9, 哥林多前書 15:12, 哥林多前書 15:13–14, 哥林多前書 15:18, 哥林多前書 15:19, 哥林多前書 15:20, 哥林多前書 15:22, 哥林多前書 15:22–23, 哥林多前書 15:24, 哥林多前書 15:25, 哥林多前書 15:26, 哥林多前書 15:27, 哥林多前書 15:28, 哥林多前書 15:32, 哥林多前書 15:34, 哥林多前書 15:34 (#2), 哥林多前書 15:35–38, 哥林多前書 15:36, 哥林多前書 15:37, 哥林多前書 15:39, 哥林多前書 15:40, 哥林多前書 15:41, 哥林多前書 15:42–44, 哥林多前書 15:42–44 (#2), 哥林多前書 15:45, 哥林多前書 15:45 (#2), 哥林多前書 15:47, 哥林多前書 15:49, 哥林多前書 15:50, 哥林多前書 15:51, 哥林多前書 15:52, 哥林多前書 15:54, 哥林多前書 15:56, 哥林多前書 15:57, 哥林多前書 15:58, 哥林多前書 16:1, 哥林多前書 16:2, 哥林多前書 16:3, 哥林多前書 16:5, 哥林多前書 16:7, 哥林多前書 16:8–9, 哥林多前書 16:10, 哥林多前書 16:10–11, 哥林多前書 16:12, 哥林多前書 16:15, 哥林多前書 16:16, 哥林多前書 16:17–18, 哥林多前書 16:19–20, 哥林多前書 16:22</w:t>
       </w:r>
       <w:r>
         <w:rPr>

--- a/zht/docx/46.content.docx
+++ b/zht/docx/46.content.docx
@@ -123,19 +123,6 @@
           <w:lang w:val="zh_TW" w:bidi="zh_TW"/>
         </w:rPr>
         <w:t>1CO</w:t>
-      </w:r>
-      <w:r>
-        <w:rPr>
-          <w:lang w:val="zh_TW" w:bidi="zh_TW"/>
-        </w:rPr>
-      </w:r>
-    </w:p>
-    <w:p>
-      <w:pPr/>
-      <w:r>
-        <w:rPr>
-          <w:lang w:val="zh_TW" w:bidi="zh_TW"/>
-        </w:rPr>
       </w:r>
       <w:r>
         <w:rPr>

--- a/zht/docx/46.content.docx
+++ b/zht/docx/46.content.docx
@@ -19,7 +19,7 @@
         <w:rPr>
           <w:lang w:val="zh_TW" w:bidi="zh_TW"/>
         </w:rPr>
-        <w:t>Resource: 翻譯問題 (unfoldingWord)</w:t>
+        <w:t>Resource: unfoldingWord® Translation Questions</w:t>
       </w:r>
       <w:r>
         <w:rPr>
@@ -85,7 +85,7 @@
         <w:rPr>
           <w:lang w:val="zh_TW" w:bidi="zh_TW"/>
         </w:rPr>
-        <w:t>翻譯問題 (unfoldingWord)</w:t>
+        <w:t>unfoldingWord® Translation Questions</w:t>
       </w:r>
     </w:p>
     <w:p>
